--- a/docs/book/Word/Chapter12/How_the_Brain_Learns_Chapter_12_The_Brain_as_a_Predictive_Adaptive_System.docx
+++ b/docs/book/Word/Chapter12/How_the_Brain_Learns_Chapter_12_The_Brain_as_a_Predictive_Adaptive_System.docx
@@ -228,7 +228,7 @@
         <w:pStyle w:val="BodyText"/>
       </w:pPr>
       <w:r>
-        <w:t xml:space="preserve">The previous eleven chapters met prediction everywhere. Dopamine neurons signaled the difference between the reward that arrived and the reward that was predicted (Chapter 3). The hippocampus replayed sequences and laid down expectations of where the animal would go next (Chapters 5 and 10). Sensory cortex sent predictions down and errors up (Chapter 6). The brain regulated the body by anticipating its needs (Chapter 7), weighed choices by their predicted outcomes and its confidence in them (Chapter 8), and moved by comparing the predicted consequences of each movement with the real ones (Chapter 9). Figure 12.1 collects these.</w:t>
+        <w:t xml:space="preserve">The previous chapters met prediction everywhere: in dopamine neurons (Chapter 3), hippocampal replay (Chapters 5 and 10), sensory cortex (Chapter 6), the regulation of the body (Chapter 7), choice (Chapter 8), and movement (Chapter 9). Figure 12.1 collects these.</w:t>
       </w:r>
     </w:p>
     <w:p>
@@ -490,7 +490,7 @@
         <w:t xml:space="preserve"> </w:t>
       </w:r>
       <w:r>
-        <w:t xml:space="preserve">A controller that waits for an error to appear corrects it late and overshoots. A controller that predicts the disturbance can cancel it as it arrives, and Peter Sterling, whose allostasis Chapter 7 described, has argued that this, predictive regulation rather than reaction, is the main business of the brain.</w:t>
+        <w:t xml:space="preserve">Peter Sterling, whose allostasis Chapter 7 described, has argued that this, predictive regulation rather than reaction, is the main business of the brain.</w:t>
       </w:r>
       <w:r>
         <w:rPr>
@@ -983,7 +983,7 @@
         <w:pStyle w:val="FirstParagraph"/>
       </w:pPr>
       <w:r>
-        <w:t xml:space="preserve">The errors of Figure 12.1 are not one signal. Chapter 6 was careful to distinguish the dopamine neuron’s error, a single number broadcast widely that says whether things went better or worse than expected, from the errors of sensory cortex, a whole pattern of mismatches feature by feature that never leaves the sensory hierarchy. The cerebellum’s error arrives on climbing fibers, one to each Purkinje cell, and says which movement went wrong. They differ in their anatomy, their speed, and their meaning.</w:t>
+        <w:t xml:space="preserve">The errors of Figure 12.1 are not one signal. Chapter 6 distinguished the dopamine neuron’s error, a single number about value, from the feature-by-feature errors of sensory cortex, and the cerebellum’s error arrives on climbing fibers, one to each Purkinje cell, and says which movement went wrong.</w:t>
       </w:r>
     </w:p>
     <w:p>
@@ -1057,7 +1057,7 @@
         <w:pStyle w:val="BodyText"/>
       </w:pPr>
       <w:r>
-        <w:t xml:space="preserve">Who sets the rate in the brain is less clear. As Chapter 11 described with Behrens’s blue and green options, people adjust their learning rate to the volatility of the world, and the neuromodulatory account of Chapter 3, Angela Yu and Peter Dayan’s, has acetylcholine report the expected uncertainty of a noisy but stable world and norepinephrine the unexpected uncertainty of one that has changed.</w:t>
+        <w:t xml:space="preserve">Who sets the rate in the brain is less clear. People adjust their learning rate to the volatility of the world (Chapters 8 and 11), and on Angela Yu and Peter Dayan’s account (Chapter 6) acetylcholine reports the expected uncertainty of a noisy but stable world and norepinephrine the unexpected uncertainty of one that has changed.</w:t>
       </w:r>
       <w:r>
         <w:rPr>
@@ -1367,7 +1367,7 @@
         <w:pStyle w:val="BodyText"/>
       </w:pPr>
       <w:r>
-        <w:t xml:space="preserve">Why so many timescales? Konrad Körding, Joshua Tenenbaum, and Reza Shadmehr gave an answer for motor adaptation that generalizes. The disturbances a body meets have different durations: fatigue lasts minutes, an injury weeks, growth years. A learner that does not know which kind of disturbance it faces should estimate all of them at once, attributing a new error mostly to the fast, likely causes and only gradually to the slow ones. They showed that such a learner reproduces spontaneous recovery, the return of an old adaptation after a new one fades, and some forms of savings, the faster relearning of an adaptation met before; Chapter 9 described both and noted that savings after an adaptation has been fully washed out seems to need something more.</w:t>
+        <w:t xml:space="preserve">Why so many timescales? Konrad Kording, Joshua Tenenbaum, and Reza Shadmehr gave an answer for motor adaptation that generalizes. The disturbances a body meets have different durations: fatigue lasts minutes, an injury weeks, growth years. A learner that does not know which kind of disturbance it faces should estimate all of them at once, attributing a new error mostly to the fast, likely causes and only gradually to the slow ones. They showed that such a learner reproduces spontaneous recovery, the return of an old adaptation after a new one fades, and some forms of savings, the faster relearning of an adaptation met before; Chapter 9 described both.</w:t>
       </w:r>
       <w:r>
         <w:rPr>
@@ -1445,7 +1445,7 @@
         <w:pStyle w:val="BodyText"/>
       </w:pPr>
       <w:r>
-        <w:t xml:space="preserve">The timescales also answer a problem that Chapters 5 and 10 raised, the balance between learning and remembering. A system with only a fast learner would forget everything it knew whenever the world changed; one with only a slow learner could not keep up. Layering fast processes on slow ones lets the brain follow the moment without losing what is reliably true, which is what Chapter 10’s catastrophically forgetting network could not do.</w:t>
+        <w:t xml:space="preserve">The timescales also answer the problem of Chapters 5 and 10, the balance between learning and remembering: layering fast processes on slow ones lets the brain follow the moment without losing what is reliably true.</w:t>
       </w:r>
     </w:p>
     <w:bookmarkEnd w:id="88"/>
@@ -1463,7 +1463,7 @@
         <w:pStyle w:val="FirstParagraph"/>
       </w:pPr>
       <w:r>
-        <w:t xml:space="preserve">The most ambitious attempt to turn all this into a single principle is Karl Friston’s. In a series of papers since 2005, Friston has argued that any system that keeps itself in a limited set of states, as a living thing must, can be described as minimizing variational free energy, a quantity it can compute from its sensations and its own model and one that sets an upper bound on surprise, the improbability of its sensory states under that model.</w:t>
+        <w:t xml:space="preserve">The most ambitious attempt to turn all this into a single principle is Karl Friston’s. In a series of papers since 2005, Friston has argued that any system that keeps itself in a limited set of states, as a living thing must, can be described as minimizing variational free energy, an information-theoretic quantity distinct from the thermodynamic free energy of Chapter 0, which it can compute from its sensations and its own model and which sets an upper bound on surprise, the improbability of its sensory states under that model.</w:t>
       </w:r>
       <w:r>
         <w:rPr>
@@ -1670,7 +1670,7 @@
         <w:t xml:space="preserve"> </w:t>
       </w:r>
       <w:r>
-        <w:t xml:space="preserve">Kevin Walsh, Redmond O’Connell, and their colleagues reviewed the neurophysiological evidence and found much of it compatible with predictive processing but rarely decisive against alternatives.</w:t>
+        <w:t xml:space="preserve">Kevin Walsh, Redmond O’Connell, and their colleagues reviewed the neurophysiological evidence and found much of it compatible with predictive coding and its relatives, often grouped as predictive processing, but rarely decisive against alternatives.</w:t>
       </w:r>
       <w:r>
         <w:rPr>
@@ -1950,15 +1950,15 @@
         <w:pStyle w:val="BodyText"/>
       </w:pPr>
       <w:r>
-        <w:t xml:space="preserve">Fourth, the brain learns from many errors at once, of different kinds: a single number about reward broadcast widely, a pattern of errors in each sensory area, a movement error delivered to each Purkinje cell. A large model is trained mainly on one loss, next-word prediction, with further objectives, for human preferences and for correct answers, added at the end. Whether many local objectives, each fitted to its own part of the problem, would learn faster or more robustly than one global objective is a question the brain’s arrangement poses directly.</w:t>
-      </w:r>
-    </w:p>
-    <w:p>
-      <w:pPr>
-        <w:pStyle w:val="BodyText"/>
-      </w:pPr>
-      <w:r>
-        <w:t xml:space="preserve">What prediction leaves unexplained, why the brain is built as it is, depends on the constraints under which it evolved, and those are the subject of Chapter 13.</w:t>
+        <w:t xml:space="preserve">Fourth, the brain learns from many errors at once, of the different kinds described above. A large model is trained mainly on one loss, next-word prediction, with further objectives, for human preferences and for correct answers, added at the end. Whether many local objectives, each fitted to its own part of the problem, would learn faster or more robustly than one global objective is a question the brain’s arrangement poses directly.</w:t>
+      </w:r>
+    </w:p>
+    <w:p>
+      <w:pPr>
+        <w:pStyle w:val="BodyText"/>
+      </w:pPr>
+      <w:r>
+        <w:t xml:space="preserve">The constraints under which the brain evolved, which prediction leaves unexplained, are the subject of Chapter 13.</w:t>
       </w:r>
     </w:p>
     <w:bookmarkEnd w:id="112"/>
